--- a/deliverables/VYTAL_House_Business_Plan.docx
+++ b/deliverables/VYTAL_House_Business_Plan.docx
@@ -42,7 +42,7 @@
           <w:color w:val="5C626E"/>
           <w:sz w:val="19"/>
         </w:rPr>
-        <w:t>Draft operating plan | June 19, 2026 | Professional review required</w:t>
+        <w:t>Draft operating plan | June 21, 2026 | Professional review required</w:t>
       </w:r>
     </w:p>
     <w:p>
@@ -70,7 +70,7 @@
           <w:color w:val="22262E"/>
           <w:sz w:val="21"/>
         </w:rPr>
-        <w:t>VYTAL House is a premium recovery and wellness club for high-performance members in Maryland. The concept combines clinical-grade recovery modalities, a recurring membership model, concierge operations, and a dark cinematic lounge experience.</w:t>
+        <w:t>VYTAL House is a premium recovery and wellness club for high-performance members in Maryland. The target flagship location is 6000 Merriweather Drive, Columbia, MD 21044, pending lease, zoning, utilities, permits, and professional review. The concept combines clinical-grade recovery modalities, a recurring membership model, concierge operations, and a dark cinematic lounge experience.</w:t>
       </w:r>
     </w:p>
     <w:p>
@@ -101,6 +101,21 @@
           <w:sz w:val="21"/>
         </w:rPr>
         <w:t>Owners: Chauncey Gardner and Kathy Ha.</w:t>
+      </w:r>
+    </w:p>
+    <w:p>
+      <w:pPr>
+        <w:pStyle w:val="ListBullet"/>
+        <w:spacing w:after="80"/>
+      </w:pPr>
+      <w:r>
+        <w:rPr>
+          <w:rFonts w:ascii="Aptos" w:hAnsi="Aptos"/>
+          <w:b w:val="0"/>
+          <w:color w:val="22262E"/>
+          <w:sz w:val="21"/>
+        </w:rPr>
+        <w:t>Target site: 6000 Merriweather Drive, Columbia, MD 21044.</w:t>
       </w:r>
     </w:p>
     <w:p>
@@ -235,6 +250,46 @@
                 <w:sz w:val="18"/>
               </w:rPr>
               <w:t>Recovery, longevity, and wellness club</w:t>
+            </w:r>
+          </w:p>
+        </w:tc>
+      </w:tr>
+      <w:tr>
+        <w:tc>
+          <w:tcPr>
+            <w:tcW w:type="dxa" w:w="4968"/>
+          </w:tcPr>
+          <w:p>
+            <w:pPr>
+              <w:spacing w:after="0"/>
+            </w:pPr>
+            <w:r>
+              <w:rPr>
+                <w:rFonts w:ascii="Aptos" w:hAnsi="Aptos"/>
+                <w:b w:val="0"/>
+                <w:color w:val="22262E"/>
+                <w:sz w:val="18"/>
+              </w:rPr>
+              <w:t>Target location</w:t>
+            </w:r>
+          </w:p>
+        </w:tc>
+        <w:tc>
+          <w:tcPr>
+            <w:tcW w:type="dxa" w:w="4968"/>
+          </w:tcPr>
+          <w:p>
+            <w:pPr>
+              <w:spacing w:after="0"/>
+            </w:pPr>
+            <w:r>
+              <w:rPr>
+                <w:rFonts w:ascii="Aptos" w:hAnsi="Aptos"/>
+                <w:b w:val="0"/>
+                <w:color w:val="22262E"/>
+                <w:sz w:val="18"/>
+              </w:rPr>
+              <w:t>6000 Merriweather Drive, Columbia, MD 21044</w:t>
             </w:r>
           </w:p>
         </w:tc>
@@ -1741,7 +1796,7 @@
                 <w:color w:val="22262E"/>
                 <w:sz w:val="18"/>
               </w:rPr>
-              <w:t>Launch website, member app, admin, vendor CRM, and source-backed content</w:t>
+              <w:t>Launch website, local role login, command portal, member app, admin, vendor CRM, and source-backed content</w:t>
             </w:r>
           </w:p>
         </w:tc>
@@ -1780,6 +1835,84 @@
                 <w:sz w:val="18"/>
               </w:rPr>
               <w:t>Quality score &gt;= 97</w:t>
+            </w:r>
+          </w:p>
+        </w:tc>
+      </w:tr>
+      <w:tr>
+        <w:tc>
+          <w:tcPr>
+            <w:tcW w:type="dxa" w:w="2484"/>
+          </w:tcPr>
+          <w:p>
+            <w:pPr>
+              <w:spacing w:after="0"/>
+            </w:pPr>
+            <w:r>
+              <w:rPr>
+                <w:rFonts w:ascii="Aptos" w:hAnsi="Aptos"/>
+                <w:b w:val="0"/>
+                <w:color w:val="22262E"/>
+                <w:sz w:val="18"/>
+              </w:rPr>
+              <w:t>Cloud readiness</w:t>
+            </w:r>
+          </w:p>
+        </w:tc>
+        <w:tc>
+          <w:tcPr>
+            <w:tcW w:type="dxa" w:w="2484"/>
+          </w:tcPr>
+          <w:p>
+            <w:pPr>
+              <w:spacing w:after="0"/>
+            </w:pPr>
+            <w:r>
+              <w:rPr>
+                <w:rFonts w:ascii="Aptos" w:hAnsi="Aptos"/>
+                <w:b w:val="0"/>
+                <w:color w:val="22262E"/>
+                <w:sz w:val="18"/>
+              </w:rPr>
+              <w:t>Prepare Firebase staging and Google Cloud file vault plan</w:t>
+            </w:r>
+          </w:p>
+        </w:tc>
+        <w:tc>
+          <w:tcPr>
+            <w:tcW w:type="dxa" w:w="2484"/>
+          </w:tcPr>
+          <w:p>
+            <w:pPr>
+              <w:spacing w:after="0"/>
+            </w:pPr>
+            <w:r>
+              <w:rPr>
+                <w:rFonts w:ascii="Aptos" w:hAnsi="Aptos"/>
+                <w:b w:val="0"/>
+                <w:color w:val="22262E"/>
+                <w:sz w:val="18"/>
+              </w:rPr>
+              <w:t>admin</w:t>
+            </w:r>
+          </w:p>
+        </w:tc>
+        <w:tc>
+          <w:tcPr>
+            <w:tcW w:type="dxa" w:w="2484"/>
+          </w:tcPr>
+          <w:p>
+            <w:pPr>
+              <w:spacing w:after="0"/>
+            </w:pPr>
+            <w:r>
+              <w:rPr>
+                <w:rFonts w:ascii="Aptos" w:hAnsi="Aptos"/>
+                <w:b w:val="0"/>
+                <w:color w:val="22262E"/>
+                <w:sz w:val="18"/>
+              </w:rPr>
+              <w:t>Owner approval before live resource creation</w:t>
             </w:r>
           </w:p>
         </w:tc>
